--- a/Fluxo_App.docx
+++ b/Fluxo_App.docx
@@ -1194,6 +1194,119 @@
         <w:tc>
           <w:tcPr>
             <w:tcW w:type="dxa" w:w="2040"/>
+            <w:shd w:val="clear" w:color="auto" w:fill="FFFFFF"/>
+            <w:vAlign w:val="top"/>
+            <w:shd w:val="clear" w:color="auto" w:fill="FFFFFF"/>
+          </w:tcPr>
+          <w:p>
+            <w:r>
+              <w:rPr>
+                <w:b/>
+                <w:color w:val="1A2540"/>
+                <w:sz w:val="20"/>
+              </w:rPr>
+              <w:t>15</w:t>
+            </w:r>
+          </w:p>
+        </w:tc>
+        <w:tc>
+          <w:tcPr>
+            <w:tcW w:type="dxa" w:w="2040"/>
+            <w:shd w:val="clear" w:color="auto" w:fill="FFFFFF"/>
+            <w:vAlign w:val="top"/>
+          </w:tcPr>
+          <w:p>
+            <w:r>
+              <w:rPr>
+                <w:b/>
+                <w:color w:val="1A2540"/>
+                <w:sz w:val="20"/>
+              </w:rPr>
+              <w:t>Verificação de Postura ao Vivo  Ecrã 6</w:t>
+              <w:br/>
+              <w:t>(Live Posture Check)</w:t>
+            </w:r>
+          </w:p>
+        </w:tc>
+        <w:tc>
+          <w:tcPr>
+            <w:tcW w:type="dxa" w:w="2040"/>
+            <w:shd w:val="clear" w:color="auto" w:fill="FFFFFF"/>
+            <w:vAlign w:val="top"/>
+          </w:tcPr>
+          <w:p>
+            <w:r>
+              <w:rPr>
+                <w:b w:val="0"/>
+                <w:color w:val="1A2540"/>
+                <w:sz w:val="20"/>
+              </w:rPr>
+              <w:t>Clica [Verificar Postura ao Vivo]</w:t>
+              <w:br/>
+              <w:t>Escolhe modo: Ao Vivo OU Gravar &amp; Rever</w:t>
+            </w:r>
+          </w:p>
+        </w:tc>
+        <w:tc>
+          <w:tcPr>
+            <w:tcW w:type="dxa" w:w="2040"/>
+            <w:shd w:val="clear" w:color="auto" w:fill="FFFFFF"/>
+            <w:vAlign w:val="top"/>
+          </w:tcPr>
+          <w:p>
+            <w:r>
+              <w:rPr>
+                <w:b w:val="0"/>
+                <w:color w:val="1A2540"/>
+                <w:sz w:val="20"/>
+              </w:rPr>
+              <w:t>Modo Ao Vivo:</w:t>
+              <w:br/>
+              <w:t>• Câmara abre via getUserMedia; MediaPipe Pose corre em tempo real (requestAnimationFrame)</w:t>
+              <w:br/>
+              <w:t>• analyzeExerciseForm(): avalia alinhamento de ombros, coluna e ancas</w:t>
+              <w:br/>
+              <w:t>• Sobreposição de esqueleto + indicadores de correção em canvas ao vivo</w:t>
+              <w:br/>
+              <w:br/>
+              <w:t>Modo Gravar &amp; Rever:</w:t>
+              <w:br/>
+              <w:t>• MediaRecorder grava canvas composto (vídeo + esqueleto a 10fps)</w:t>
+              <w:br/>
+              <w:t>• Registo temporal de feedback (formCheckFeedbackLog) em cada frame</w:t>
+              <w:br/>
+              <w:t>• Ao parar: reprodução do vídeo gravado + linha cronológica de alertas de postura</w:t>
+              <w:br/>
+              <w:t>• Botão [Descarregar Vídeo] exporta .mp4/.webm localmente</w:t>
+            </w:r>
+          </w:p>
+        </w:tc>
+        <w:tc>
+          <w:tcPr>
+            <w:tcW w:type="dxa" w:w="2040"/>
+            <w:shd w:val="clear" w:color="auto" w:fill="FFFFFF"/>
+            <w:vAlign w:val="top"/>
+          </w:tcPr>
+          <w:p>
+            <w:r>
+              <w:rPr>
+                <w:b w:val="0"/>
+                <w:color w:val="1A2540"/>
+                <w:sz w:val="20"/>
+              </w:rPr>
+              <w:t>[Fechar] para ao vivo; [Parar &amp; Rever] guarda o vídeo</w:t>
+              <w:br/>
+              <w:t>Sem pontos — foco em segurança / forma</w:t>
+              <w:br/>
+              <w:t>Fallback: toast de erro se câmara negada ou MediaPipe falhar</w:t>
+            </w:r>
+          </w:p>
+        </w:tc>
+      </w:tr>
+      <w:tr>
+        <w:tc>
+          <w:tcPr>
+            <w:tcW w:type="dxa" w:w="2040"/>
             <w:shd w:val="clear" w:color="auto" w:fill="F8F9FF"/>
             <w:vAlign w:val="top"/>
           </w:tcPr>
@@ -1394,6 +1507,7 @@
             <w:tcW w:type="dxa" w:w="2040"/>
             <w:shd w:val="clear" w:color="auto" w:fill="FFFFFF"/>
             <w:vAlign w:val="top"/>
+            <w:shd w:val="clear" w:color="auto" w:fill="FFFFFF"/>
           </w:tcPr>
           <w:p>
             <w:r>
@@ -1402,7 +1516,7 @@
                 <w:color w:val="1A2540"/>
                 <w:sz w:val="20"/>
               </w:rPr>
-              <w:t>14</w:t>
+              <w:t>15</w:t>
             </w:r>
           </w:p>
         </w:tc>
@@ -1481,6 +1595,7 @@
             <w:tcW w:type="dxa" w:w="2040"/>
             <w:shd w:val="clear" w:color="auto" w:fill="F8F9FF"/>
             <w:vAlign w:val="top"/>
+            <w:shd w:val="clear" w:color="auto" w:fill="FFFFFF"/>
           </w:tcPr>
           <w:p>
             <w:r>
@@ -1489,7 +1604,7 @@
                 <w:color w:val="1A2540"/>
                 <w:sz w:val="20"/>
               </w:rPr>
-              <w:t>15</w:t>
+              <w:t>16</w:t>
             </w:r>
           </w:p>
         </w:tc>
@@ -1568,6 +1683,7 @@
             <w:tcW w:type="dxa" w:w="2040"/>
             <w:shd w:val="clear" w:color="auto" w:fill="FFFFFF"/>
             <w:vAlign w:val="top"/>
+            <w:shd w:val="clear" w:color="auto" w:fill="FFFFFF"/>
           </w:tcPr>
           <w:p>
             <w:r>
@@ -1576,7 +1692,7 @@
                 <w:color w:val="1A2540"/>
                 <w:sz w:val="20"/>
               </w:rPr>
-              <w:t>16</w:t>
+              <w:t>17</w:t>
             </w:r>
           </w:p>
         </w:tc>
@@ -1677,6 +1793,7 @@
             <w:tcW w:type="dxa" w:w="2040"/>
             <w:shd w:val="clear" w:color="auto" w:fill="FFFFFF"/>
             <w:vAlign w:val="top"/>
+            <w:shd w:val="clear" w:color="auto" w:fill="FFFFFF"/>
           </w:tcPr>
           <w:p>
             <w:r>
@@ -1685,7 +1802,7 @@
                 <w:color w:val="1A2540"/>
                 <w:sz w:val="20"/>
               </w:rPr>
-              <w:t>17</w:t>
+              <w:t>18</w:t>
             </w:r>
           </w:p>
         </w:tc>
@@ -1764,6 +1881,7 @@
             <w:tcW w:type="dxa" w:w="2040"/>
             <w:shd w:val="clear" w:color="auto" w:fill="F8F9FF"/>
             <w:vAlign w:val="top"/>
+            <w:shd w:val="clear" w:color="auto" w:fill="FFFFFF"/>
           </w:tcPr>
           <w:p>
             <w:r>
@@ -1772,7 +1890,7 @@
                 <w:color w:val="1A2540"/>
                 <w:sz w:val="20"/>
               </w:rPr>
-              <w:t>18</w:t>
+              <w:t>19</w:t>
             </w:r>
           </w:p>
         </w:tc>
@@ -1873,6 +1991,7 @@
             <w:tcW w:type="dxa" w:w="2040"/>
             <w:shd w:val="clear" w:color="auto" w:fill="FFFFFF"/>
             <w:vAlign w:val="top"/>
+            <w:shd w:val="clear" w:color="auto" w:fill="FFFFFF"/>
           </w:tcPr>
           <w:p>
             <w:r>
@@ -1881,7 +2000,7 @@
                 <w:color w:val="1A2540"/>
                 <w:sz w:val="20"/>
               </w:rPr>
-              <w:t>19</w:t>
+              <w:t>20</w:t>
             </w:r>
           </w:p>
         </w:tc>
@@ -1960,6 +2079,7 @@
             <w:tcW w:type="dxa" w:w="2040"/>
             <w:shd w:val="clear" w:color="auto" w:fill="F8F9FF"/>
             <w:vAlign w:val="top"/>
+            <w:shd w:val="clear" w:color="auto" w:fill="FFFFFF"/>
           </w:tcPr>
           <w:p>
             <w:r>
@@ -1968,7 +2088,7 @@
                 <w:color w:val="1A2540"/>
                 <w:sz w:val="20"/>
               </w:rPr>
-              <w:t>20</w:t>
+              <w:t>21</w:t>
             </w:r>
           </w:p>
         </w:tc>
@@ -2047,6 +2167,7 @@
             <w:tcW w:type="dxa" w:w="2040"/>
             <w:shd w:val="clear" w:color="auto" w:fill="FFFFFF"/>
             <w:vAlign w:val="top"/>
+            <w:shd w:val="clear" w:color="auto" w:fill="FFFFFF"/>
           </w:tcPr>
           <w:p>
             <w:r>
@@ -2055,7 +2176,7 @@
                 <w:color w:val="1A2540"/>
                 <w:sz w:val="20"/>
               </w:rPr>
-              <w:t>21</w:t>
+              <w:t>22</w:t>
             </w:r>
           </w:p>
         </w:tc>
@@ -2134,6 +2255,7 @@
             <w:tcW w:type="dxa" w:w="2040"/>
             <w:shd w:val="clear" w:color="auto" w:fill="F8F9FF"/>
             <w:vAlign w:val="top"/>
+            <w:shd w:val="clear" w:color="auto" w:fill="FFFFFF"/>
           </w:tcPr>
           <w:p>
             <w:r>
@@ -2142,7 +2264,7 @@
                 <w:color w:val="1A2540"/>
                 <w:sz w:val="20"/>
               </w:rPr>
-              <w:t>22</w:t>
+              <w:t>23</w:t>
             </w:r>
           </w:p>
         </w:tc>
@@ -2221,6 +2343,7 @@
             <w:tcW w:type="dxa" w:w="2040"/>
             <w:shd w:val="clear" w:color="auto" w:fill="FFFFFF"/>
             <w:vAlign w:val="top"/>
+            <w:shd w:val="clear" w:color="auto" w:fill="FFFFFF"/>
           </w:tcPr>
           <w:p>
             <w:r>
@@ -2229,7 +2352,7 @@
                 <w:color w:val="1A2540"/>
                 <w:sz w:val="20"/>
               </w:rPr>
-              <w:t>23</w:t>
+              <w:t>24</w:t>
             </w:r>
           </w:p>
         </w:tc>
@@ -2308,6 +2431,7 @@
             <w:tcW w:type="dxa" w:w="2040"/>
             <w:shd w:val="clear" w:color="auto" w:fill="F8F9FF"/>
             <w:vAlign w:val="top"/>
+            <w:shd w:val="clear" w:color="auto" w:fill="FFFFFF"/>
           </w:tcPr>
           <w:p>
             <w:r>
@@ -2316,7 +2440,7 @@
                 <w:color w:val="1A2540"/>
                 <w:sz w:val="20"/>
               </w:rPr>
-              <w:t>24</w:t>
+              <w:t>25</w:t>
             </w:r>
           </w:p>
         </w:tc>
@@ -2417,6 +2541,7 @@
             <w:tcW w:type="dxa" w:w="2040"/>
             <w:shd w:val="clear" w:color="auto" w:fill="FFFFFF"/>
             <w:vAlign w:val="top"/>
+            <w:shd w:val="clear" w:color="auto" w:fill="FFFFFF"/>
           </w:tcPr>
           <w:p>
             <w:r>
@@ -2425,7 +2550,7 @@
                 <w:color w:val="1A2540"/>
                 <w:sz w:val="20"/>
               </w:rPr>
-              <w:t>25</w:t>
+              <w:t>26</w:t>
             </w:r>
           </w:p>
         </w:tc>
@@ -2506,6 +2631,7 @@
             <w:tcW w:type="dxa" w:w="2040"/>
             <w:shd w:val="clear" w:color="auto" w:fill="F8F9FF"/>
             <w:vAlign w:val="top"/>
+            <w:shd w:val="clear" w:color="auto" w:fill="FFFFFF"/>
           </w:tcPr>
           <w:p>
             <w:r>
@@ -2514,7 +2640,7 @@
                 <w:color w:val="1A2540"/>
                 <w:sz w:val="20"/>
               </w:rPr>
-              <w:t>26</w:t>
+              <w:t>27</w:t>
             </w:r>
           </w:p>
         </w:tc>
@@ -2593,6 +2719,7 @@
             <w:tcW w:type="dxa" w:w="2040"/>
             <w:shd w:val="clear" w:color="auto" w:fill="FFFFFF"/>
             <w:vAlign w:val="top"/>
+            <w:shd w:val="clear" w:color="auto" w:fill="FFFFFF"/>
           </w:tcPr>
           <w:p>
             <w:r>
@@ -2601,7 +2728,7 @@
                 <w:color w:val="1A2540"/>
                 <w:sz w:val="20"/>
               </w:rPr>
-              <w:t>27</w:t>
+              <w:t>28</w:t>
             </w:r>
           </w:p>
         </w:tc>
@@ -2702,6 +2829,7 @@
             <w:tcW w:type="dxa" w:w="2040"/>
             <w:shd w:val="clear" w:color="auto" w:fill="FFFFFF"/>
             <w:vAlign w:val="top"/>
+            <w:shd w:val="clear" w:color="auto" w:fill="FFFFFF"/>
           </w:tcPr>
           <w:p>
             <w:r>
@@ -2710,7 +2838,7 @@
                 <w:color w:val="1A2540"/>
                 <w:sz w:val="20"/>
               </w:rPr>
-              <w:t>28</w:t>
+              <w:t>29</w:t>
             </w:r>
           </w:p>
         </w:tc>
@@ -2817,6 +2945,7 @@
             <w:tcW w:type="dxa" w:w="2040"/>
             <w:shd w:val="clear" w:color="auto" w:fill="FFFFFF"/>
             <w:vAlign w:val="top"/>
+            <w:shd w:val="clear" w:color="auto" w:fill="FFFFFF"/>
           </w:tcPr>
           <w:p>
             <w:r>
@@ -2825,7 +2954,7 @@
                 <w:color w:val="1A2540"/>
                 <w:sz w:val="20"/>
               </w:rPr>
-              <w:t>29</w:t>
+              <w:t>30</w:t>
             </w:r>
           </w:p>
         </w:tc>
@@ -2906,6 +3035,7 @@
             <w:tcW w:type="dxa" w:w="2040"/>
             <w:shd w:val="clear" w:color="auto" w:fill="F8F9FF"/>
             <w:vAlign w:val="top"/>
+            <w:shd w:val="clear" w:color="auto" w:fill="FFFFFF"/>
           </w:tcPr>
           <w:p>
             <w:r>
@@ -2914,7 +3044,7 @@
                 <w:color w:val="1A2540"/>
                 <w:sz w:val="20"/>
               </w:rPr>
-              <w:t>30</w:t>
+              <w:t>31</w:t>
             </w:r>
           </w:p>
         </w:tc>
@@ -2993,6 +3123,7 @@
             <w:tcW w:type="dxa" w:w="2040"/>
             <w:shd w:val="clear" w:color="auto" w:fill="FFFFFF"/>
             <w:vAlign w:val="top"/>
+            <w:shd w:val="clear" w:color="auto" w:fill="FFFFFF"/>
           </w:tcPr>
           <w:p>
             <w:r>
@@ -3001,7 +3132,7 @@
                 <w:color w:val="1A2540"/>
                 <w:sz w:val="20"/>
               </w:rPr>
-              <w:t>31</w:t>
+              <w:t>32</w:t>
             </w:r>
           </w:p>
         </w:tc>
@@ -3080,6 +3211,7 @@
             <w:tcW w:type="dxa" w:w="2040"/>
             <w:shd w:val="clear" w:color="auto" w:fill="F8F9FF"/>
             <w:vAlign w:val="top"/>
+            <w:shd w:val="clear" w:color="auto" w:fill="FFFFFF"/>
           </w:tcPr>
           <w:p>
             <w:r>
@@ -3088,7 +3220,7 @@
                 <w:color w:val="1A2540"/>
                 <w:sz w:val="20"/>
               </w:rPr>
-              <w:t>32</w:t>
+              <w:t>33</w:t>
             </w:r>
           </w:p>
         </w:tc>
@@ -3167,6 +3299,7 @@
             <w:tcW w:type="dxa" w:w="2040"/>
             <w:shd w:val="clear" w:color="auto" w:fill="FFFFFF"/>
             <w:vAlign w:val="top"/>
+            <w:shd w:val="clear" w:color="auto" w:fill="FFFFFF"/>
           </w:tcPr>
           <w:p>
             <w:r>
@@ -3175,7 +3308,7 @@
                 <w:color w:val="1A2540"/>
                 <w:sz w:val="20"/>
               </w:rPr>
-              <w:t>33</w:t>
+              <w:t>34</w:t>
             </w:r>
           </w:p>
         </w:tc>

--- a/Fluxo_App.docx
+++ b/Fluxo_App.docx
@@ -834,6 +834,188 @@
                 <w:color w:val="1A2540"/>
                 <w:sz w:val="20"/>
               </w:rPr>
+              <w:t>★</w:t>
+            </w:r>
+          </w:p>
+        </w:tc>
+        <w:tc>
+          <w:tcPr>
+            <w:tcW w:type="dxa" w:w="2040"/>
+            <w:shd w:val="clear" w:color="auto" w:fill="FFFFFF"/>
+            <w:vAlign w:val="top"/>
+          </w:tcPr>
+          <w:p>
+            <w:r>
+              <w:rPr>
+                <w:b/>
+                <w:color w:val="1A2540"/>
+                <w:sz w:val="20"/>
+              </w:rPr>
+              <w:t>Modal de Conta  (global)</w:t>
+            </w:r>
+          </w:p>
+        </w:tc>
+        <w:tc>
+          <w:tcPr>
+            <w:tcW w:type="dxa" w:w="2040"/>
+            <w:shd w:val="clear" w:color="auto" w:fill="FFFFFF"/>
+            <w:vAlign w:val="top"/>
+          </w:tcPr>
+          <w:p>
+            <w:r>
+              <w:rPr>
+                <w:b w:val="0"/>
+                <w:color w:val="1A2540"/>
+                <w:sz w:val="20"/>
+              </w:rPr>
+              <w:t>Clica ícone de utilizador → abre modal; edita perfil, muda password, apaga conta</w:t>
+            </w:r>
+          </w:p>
+        </w:tc>
+        <w:tc>
+          <w:tcPr>
+            <w:tcW w:type="dxa" w:w="2040"/>
+            <w:shd w:val="clear" w:color="auto" w:fill="FFFFFF"/>
+            <w:vAlign w:val="top"/>
+          </w:tcPr>
+          <w:p>
+            <w:r>
+              <w:rPr>
+                <w:b w:val="0"/>
+                <w:color w:val="1A2540"/>
+                <w:sz w:val="20"/>
+              </w:rPr>
+              <w:t>Separadores: Perfil (nome, email, avatar) | Perfil Fitness (género, altura, peso, objetivo, nível experiência, nível atividade) | Segurança (mudar password via POST /auth/change-password) | Conta (eliminar → DELETE /users/me — apaga todos os dados GDPR)</w:t>
+              <w:br/>
+              <w:t>Avatar: ficheiro imagem → redimensionar para 256px → base64 → PUT /users/me (limite 2MB)</w:t>
+            </w:r>
+          </w:p>
+        </w:tc>
+        <w:tc>
+          <w:tcPr>
+            <w:tcW w:type="dxa" w:w="2040"/>
+            <w:shd w:val="clear" w:color="auto" w:fill="FFFFFF"/>
+            <w:vAlign w:val="top"/>
+          </w:tcPr>
+          <w:p>
+            <w:r>
+              <w:rPr>
+                <w:b w:val="0"/>
+                <w:color w:val="1A2540"/>
+                <w:sz w:val="20"/>
+              </w:rPr>
+              <w:t>Alterações guardadas com toast de sucesso</w:t>
+            </w:r>
+          </w:p>
+        </w:tc>
+      </w:tr>
+      <w:tr>
+        <w:tc>
+          <w:tcPr>
+            <w:tcW w:type="dxa" w:w="2040"/>
+            <w:shd w:val="clear" w:color="auto" w:fill="F8F9FF"/>
+            <w:vAlign w:val="top"/>
+          </w:tcPr>
+          <w:p>
+            <w:r>
+              <w:rPr>
+                <w:b/>
+                <w:color w:val="1A2540"/>
+                <w:sz w:val="20"/>
+              </w:rPr>
+              <w:t>★</w:t>
+            </w:r>
+          </w:p>
+        </w:tc>
+        <w:tc>
+          <w:tcPr>
+            <w:tcW w:type="dxa" w:w="2040"/>
+            <w:shd w:val="clear" w:color="auto" w:fill="F8F9FF"/>
+            <w:vAlign w:val="top"/>
+          </w:tcPr>
+          <w:p>
+            <w:r>
+              <w:rPr>
+                <w:b/>
+                <w:color w:val="1A2540"/>
+                <w:sz w:val="20"/>
+              </w:rPr>
+              <w:t>Modal de Preferências  (global)</w:t>
+            </w:r>
+          </w:p>
+        </w:tc>
+        <w:tc>
+          <w:tcPr>
+            <w:tcW w:type="dxa" w:w="2040"/>
+            <w:shd w:val="clear" w:color="auto" w:fill="F8F9FF"/>
+            <w:vAlign w:val="top"/>
+          </w:tcPr>
+          <w:p>
+            <w:r>
+              <w:rPr>
+                <w:b w:val="0"/>
+                <w:color w:val="1A2540"/>
+                <w:sz w:val="20"/>
+              </w:rPr>
+              <w:t>Clica ícone de definições → abre modal; muda tema, unidades, notificações</w:t>
+            </w:r>
+          </w:p>
+        </w:tc>
+        <w:tc>
+          <w:tcPr>
+            <w:tcW w:type="dxa" w:w="2040"/>
+            <w:shd w:val="clear" w:color="auto" w:fill="F8F9FF"/>
+            <w:vAlign w:val="top"/>
+          </w:tcPr>
+          <w:p>
+            <w:r>
+              <w:rPr>
+                <w:b w:val="0"/>
+                <w:color w:val="1A2540"/>
+                <w:sz w:val="20"/>
+              </w:rPr>
+              <w:t>Seletor de tema (5 cartões: Cosmos/Daybreak/Bloom/Ocean/Lavender)</w:t>
+              <w:br/>
+              <w:t>Unidades: kg/lbs, cm/ft-in (PUT /users/me/preferences)</w:t>
+              <w:br/>
+              <w:t>Notificações: lembretes treino + atualizações progresso (toggle)</w:t>
+              <w:br/>
+              <w:t>Objetivo de passos: input numérico (PUT /users/me/preferences → step_goal)</w:t>
+            </w:r>
+          </w:p>
+        </w:tc>
+        <w:tc>
+          <w:tcPr>
+            <w:tcW w:type="dxa" w:w="2040"/>
+            <w:shd w:val="clear" w:color="auto" w:fill="F8F9FF"/>
+            <w:vAlign w:val="top"/>
+          </w:tcPr>
+          <w:p>
+            <w:r>
+              <w:rPr>
+                <w:b w:val="0"/>
+                <w:color w:val="1A2540"/>
+                <w:sz w:val="20"/>
+              </w:rPr>
+              <w:t>Preferências persistidas em localStorage + servidor</w:t>
+            </w:r>
+          </w:p>
+        </w:tc>
+      </w:tr>
+      <w:tr>
+        <w:tc>
+          <w:tcPr>
+            <w:tcW w:type="dxa" w:w="2040"/>
+            <w:shd w:val="clear" w:color="auto" w:fill="FFFFFF"/>
+            <w:vAlign w:val="top"/>
+          </w:tcPr>
+          <w:p>
+            <w:r>
+              <w:rPr>
+                <w:b/>
+                <w:color w:val="1A2540"/>
+                <w:sz w:val="20"/>
+              </w:rPr>
               <w:t>8</w:t>
             </w:r>
           </w:p>
@@ -1406,6 +1588,99 @@
                 <w:color w:val="1A2540"/>
                 <w:sz w:val="20"/>
               </w:rPr>
+              <w:t>★</w:t>
+            </w:r>
+          </w:p>
+        </w:tc>
+        <w:tc>
+          <w:tcPr>
+            <w:tcW w:type="dxa" w:w="2040"/>
+            <w:shd w:val="clear" w:color="auto" w:fill="FFFFFF"/>
+            <w:vAlign w:val="top"/>
+          </w:tcPr>
+          <w:p>
+            <w:r>
+              <w:rPr>
+                <w:b/>
+                <w:color w:val="1A2540"/>
+                <w:sz w:val="20"/>
+              </w:rPr>
+              <w:t>Planos de Treino Guardados  Ecrã 6</w:t>
+            </w:r>
+          </w:p>
+        </w:tc>
+        <w:tc>
+          <w:tcPr>
+            <w:tcW w:type="dxa" w:w="2040"/>
+            <w:shd w:val="clear" w:color="auto" w:fill="FFFFFF"/>
+            <w:vAlign w:val="top"/>
+          </w:tcPr>
+          <w:p>
+            <w:r>
+              <w:rPr>
+                <w:b w:val="0"/>
+                <w:color w:val="1A2540"/>
+                <w:sz w:val="20"/>
+              </w:rPr>
+              <w:t>Guarda plano gerado → [Guardar Plano]; acede a planos anteriores na lista; edita ou elimina</w:t>
+            </w:r>
+          </w:p>
+        </w:tc>
+        <w:tc>
+          <w:tcPr>
+            <w:tcW w:type="dxa" w:w="2040"/>
+            <w:shd w:val="clear" w:color="auto" w:fill="FFFFFF"/>
+            <w:vAlign w:val="top"/>
+          </w:tcPr>
+          <w:p>
+            <w:r>
+              <w:rPr>
+                <w:b w:val="0"/>
+                <w:color w:val="1A2540"/>
+                <w:sz w:val="20"/>
+              </w:rPr>
+              <w:t>POST /api/workouts/plans → guardar plano com nome, exercícios e configuração</w:t>
+              <w:br/>
+              <w:t>GET /api/workouts/plans → listar planos do utilizador (paginado)</w:t>
+              <w:br/>
+              <w:t>PUT /api/workouts/plans/:id → renomear ou editar exercícios</w:t>
+              <w:br/>
+              <w:t>DELETE /api/workouts/plans/:id → remover plano</w:t>
+            </w:r>
+          </w:p>
+        </w:tc>
+        <w:tc>
+          <w:tcPr>
+            <w:tcW w:type="dxa" w:w="2040"/>
+            <w:shd w:val="clear" w:color="auto" w:fill="FFFFFF"/>
+            <w:vAlign w:val="top"/>
+          </w:tcPr>
+          <w:p>
+            <w:r>
+              <w:rPr>
+                <w:b w:val="0"/>
+                <w:color w:val="1A2540"/>
+                <w:sz w:val="20"/>
+              </w:rPr>
+              <w:t>Plano disponível para carregar em sessões futuras</w:t>
+            </w:r>
+          </w:p>
+        </w:tc>
+      </w:tr>
+      <w:tr>
+        <w:tc>
+          <w:tcPr>
+            <w:tcW w:type="dxa" w:w="2040"/>
+            <w:shd w:val="clear" w:color="auto" w:fill="FFFFFF"/>
+            <w:vAlign w:val="top"/>
+          </w:tcPr>
+          <w:p>
+            <w:r>
+              <w:rPr>
+                <w:b/>
+                <w:color w:val="1A2540"/>
+                <w:sz w:val="20"/>
+              </w:rPr>
               <w:t>13</w:t>
             </w:r>
           </w:p>
@@ -1595,6 +1870,99 @@
             <w:tcW w:type="dxa" w:w="2040"/>
             <w:shd w:val="clear" w:color="auto" w:fill="F8F9FF"/>
             <w:vAlign w:val="top"/>
+          </w:tcPr>
+          <w:p>
+            <w:r>
+              <w:rPr>
+                <w:b/>
+                <w:color w:val="1A2540"/>
+                <w:sz w:val="20"/>
+              </w:rPr>
+              <w:t>★</w:t>
+            </w:r>
+          </w:p>
+        </w:tc>
+        <w:tc>
+          <w:tcPr>
+            <w:tcW w:type="dxa" w:w="2040"/>
+            <w:shd w:val="clear" w:color="auto" w:fill="F8F9FF"/>
+            <w:vAlign w:val="top"/>
+          </w:tcPr>
+          <w:p>
+            <w:r>
+              <w:rPr>
+                <w:b/>
+                <w:color w:val="1A2540"/>
+                <w:sz w:val="20"/>
+              </w:rPr>
+              <w:t>Calculadora TMB / TDEE  Ecrã 7</w:t>
+            </w:r>
+          </w:p>
+        </w:tc>
+        <w:tc>
+          <w:tcPr>
+            <w:tcW w:type="dxa" w:w="2040"/>
+            <w:shd w:val="clear" w:color="auto" w:fill="F8F9FF"/>
+            <w:vAlign w:val="top"/>
+          </w:tcPr>
+          <w:p>
+            <w:r>
+              <w:rPr>
+                <w:b w:val="0"/>
+                <w:color w:val="1A2540"/>
+                <w:sz w:val="20"/>
+              </w:rPr>
+              <w:t>Seleciona nível de atividade (sedentário → muito ativo); vê resultado automático</w:t>
+            </w:r>
+          </w:p>
+        </w:tc>
+        <w:tc>
+          <w:tcPr>
+            <w:tcW w:type="dxa" w:w="2040"/>
+            <w:shd w:val="clear" w:color="auto" w:fill="F8F9FF"/>
+            <w:vAlign w:val="top"/>
+          </w:tcPr>
+          <w:p>
+            <w:r>
+              <w:rPr>
+                <w:b w:val="0"/>
+                <w:color w:val="1A2540"/>
+                <w:sz w:val="20"/>
+              </w:rPr>
+              <w:t>Fórmula Mifflin-St Jeor: homem = (10×kg)+(6.25×cm)-(5×idade)+5; mulher = −161</w:t>
+              <w:br/>
+              <w:t>Multiplicador de atividade: 1.2 / 1.375 / 1.55 / 1.725 / 1.9</w:t>
+              <w:br/>
+              <w:t>TDEE aplicado às macros: proteína ~1.8–2.2g/kg, hidratos 45–55%, gordura 25–35%</w:t>
+              <w:br/>
+              <w:t>Sem chamada API — cálculo 100% frontend</w:t>
+            </w:r>
+          </w:p>
+        </w:tc>
+        <w:tc>
+          <w:tcPr>
+            <w:tcW w:type="dxa" w:w="2040"/>
+            <w:shd w:val="clear" w:color="auto" w:fill="F8F9FF"/>
+            <w:vAlign w:val="top"/>
+          </w:tcPr>
+          <w:p>
+            <w:r>
+              <w:rPr>
+                <w:b w:val="0"/>
+                <w:color w:val="1A2540"/>
+                <w:sz w:val="20"/>
+              </w:rPr>
+              <w:t>Macros exibidos em tempo real ao ajustar peso/altura/atividade</w:t>
+            </w:r>
+          </w:p>
+        </w:tc>
+      </w:tr>
+      <w:tr>
+        <w:tc>
+          <w:tcPr>
+            <w:tcW w:type="dxa" w:w="2040"/>
+            <w:shd w:val="clear" w:color="auto" w:fill="F8F9FF"/>
+            <w:vAlign w:val="top"/>
             <w:shd w:val="clear" w:color="auto" w:fill="FFFFFF"/>
           </w:tcPr>
           <w:p>
@@ -1966,6 +2334,477 @@
       <w:tr>
         <w:tc>
           <w:tcPr>
+            <w:tcW w:type="dxa" w:w="2040"/>
+            <w:shd w:val="clear" w:color="auto" w:fill="FFFFFF"/>
+            <w:vAlign w:val="top"/>
+          </w:tcPr>
+          <w:p>
+            <w:r>
+              <w:rPr>
+                <w:b/>
+                <w:color w:val="1A2540"/>
+                <w:sz w:val="20"/>
+              </w:rPr>
+              <w:t>★</w:t>
+            </w:r>
+          </w:p>
+        </w:tc>
+        <w:tc>
+          <w:tcPr>
+            <w:tcW w:type="dxa" w:w="2040"/>
+            <w:shd w:val="clear" w:color="auto" w:fill="FFFFFF"/>
+            <w:vAlign w:val="top"/>
+          </w:tcPr>
+          <w:p>
+            <w:r>
+              <w:rPr>
+                <w:b/>
+                <w:color w:val="1A2540"/>
+                <w:sz w:val="20"/>
+              </w:rPr>
+              <w:t>Smart Insights  Ecrã 8</w:t>
+            </w:r>
+          </w:p>
+        </w:tc>
+        <w:tc>
+          <w:tcPr>
+            <w:tcW w:type="dxa" w:w="2040"/>
+            <w:shd w:val="clear" w:color="auto" w:fill="FFFFFF"/>
+            <w:vAlign w:val="top"/>
+          </w:tcPr>
+          <w:p>
+            <w:r>
+              <w:rPr>
+                <w:b w:val="0"/>
+                <w:color w:val="1A2540"/>
+                <w:sz w:val="20"/>
+              </w:rPr>
+              <w:t>Visualiza os insights automáticos gerados</w:t>
+            </w:r>
+          </w:p>
+        </w:tc>
+        <w:tc>
+          <w:tcPr>
+            <w:tcW w:type="dxa" w:w="2040"/>
+            <w:shd w:val="clear" w:color="auto" w:fill="FFFFFF"/>
+            <w:vAlign w:val="top"/>
+          </w:tcPr>
+          <w:p>
+            <w:r>
+              <w:rPr>
+                <w:b w:val="0"/>
+                <w:color w:val="1A2540"/>
+                <w:sz w:val="20"/>
+              </w:rPr>
+              <w:t>Motor de insights analisa todos os dados do utilizador em paralelo:</w:t>
+              <w:br/>
+              <w:t>• Sequência de treino (badge se ≥ 3 dias)</w:t>
+              <w:br/>
+              <w:t>• Padrão de dias de treino preferidos</w:t>
+              <w:br/>
+              <w:t>• Correlação sono ↔ treino</w:t>
+              <w:br/>
+              <w:t>• Tendência de peso (2 semanas vs. 4 semanas)</w:t>
+              <w:br/>
+              <w:t>• Ingestão calórica vs. objetivo</w:t>
+              <w:br/>
+              <w:t>• Pontuação de recuperação: horas×0.5 + qualidade×0.3 + equilíbrio treino×0.2</w:t>
+              <w:br/>
+              <w:t>• Alterações de medições (peito/cintura/anca)</w:t>
+              <w:br/>
+              <w:t>Máx. 6 insights exibidos; tipos: positivo (verde) / aviso (rosa) / neutro (dourado)</w:t>
+            </w:r>
+          </w:p>
+        </w:tc>
+        <w:tc>
+          <w:tcPr>
+            <w:tcW w:type="dxa" w:w="2040"/>
+            <w:shd w:val="clear" w:color="auto" w:fill="FFFFFF"/>
+            <w:vAlign w:val="top"/>
+          </w:tcPr>
+          <w:p>
+            <w:r>
+              <w:rPr>
+                <w:b w:val="0"/>
+                <w:color w:val="1A2540"/>
+                <w:sz w:val="20"/>
+              </w:rPr>
+              <w:t>Insights atualizados cada vez que o ecrã de progresso é aberto</w:t>
+            </w:r>
+          </w:p>
+        </w:tc>
+      </w:tr>
+      <w:tr>
+        <w:tc>
+          <w:tcPr>
+            <w:tcW w:type="dxa" w:w="2040"/>
+            <w:shd w:val="clear" w:color="auto" w:fill="F8F9FF"/>
+            <w:vAlign w:val="top"/>
+          </w:tcPr>
+          <w:p>
+            <w:r>
+              <w:rPr>
+                <w:b/>
+                <w:color w:val="1A2540"/>
+                <w:sz w:val="20"/>
+              </w:rPr>
+              <w:t>★</w:t>
+            </w:r>
+          </w:p>
+        </w:tc>
+        <w:tc>
+          <w:tcPr>
+            <w:tcW w:type="dxa" w:w="2040"/>
+            <w:shd w:val="clear" w:color="auto" w:fill="F8F9FF"/>
+            <w:vAlign w:val="top"/>
+          </w:tcPr>
+          <w:p>
+            <w:r>
+              <w:rPr>
+                <w:b/>
+                <w:color w:val="1A2540"/>
+                <w:sz w:val="20"/>
+              </w:rPr>
+              <w:t>Relatório Semanal  Ecrã 8</w:t>
+            </w:r>
+          </w:p>
+        </w:tc>
+        <w:tc>
+          <w:tcPr>
+            <w:tcW w:type="dxa" w:w="2040"/>
+            <w:shd w:val="clear" w:color="auto" w:fill="F8F9FF"/>
+            <w:vAlign w:val="top"/>
+          </w:tcPr>
+          <w:p>
+            <w:r>
+              <w:rPr>
+                <w:b w:val="0"/>
+                <w:color w:val="1A2540"/>
+                <w:sz w:val="20"/>
+              </w:rPr>
+              <w:t>Consulta o resumo semanal na secção de progresso</w:t>
+            </w:r>
+          </w:p>
+        </w:tc>
+        <w:tc>
+          <w:tcPr>
+            <w:tcW w:type="dxa" w:w="2040"/>
+            <w:shd w:val="clear" w:color="auto" w:fill="F8F9FF"/>
+            <w:vAlign w:val="top"/>
+          </w:tcPr>
+          <w:p>
+            <w:r>
+              <w:rPr>
+                <w:b w:val="0"/>
+                <w:color w:val="1A2540"/>
+                <w:sz w:val="20"/>
+              </w:rPr>
+              <w:t>Agrega automaticamente: nº treinos, calorias queimadas, horas de sono médias, passos totais, variação de peso</w:t>
+              <w:br/>
+              <w:t>Compara com a semana anterior; exibe tendências (↑/↓/=)</w:t>
+              <w:br/>
+              <w:t>Sem chamada API dedicada — dados calculados a partir de localStorage + dados sincronizados</w:t>
+            </w:r>
+          </w:p>
+        </w:tc>
+        <w:tc>
+          <w:tcPr>
+            <w:tcW w:type="dxa" w:w="2040"/>
+            <w:shd w:val="clear" w:color="auto" w:fill="F8F9FF"/>
+            <w:vAlign w:val="top"/>
+          </w:tcPr>
+          <w:p>
+            <w:r>
+              <w:rPr>
+                <w:b w:val="0"/>
+                <w:color w:val="1A2540"/>
+                <w:sz w:val="20"/>
+              </w:rPr>
+              <w:t>Painel semanal exibido no ecrã de progresso</w:t>
+            </w:r>
+          </w:p>
+        </w:tc>
+      </w:tr>
+      <w:tr>
+        <w:tc>
+          <w:tcPr>
+            <w:tcW w:type="dxa" w:w="2040"/>
+            <w:shd w:val="clear" w:color="auto" w:fill="FFFFFF"/>
+            <w:vAlign w:val="top"/>
+          </w:tcPr>
+          <w:p>
+            <w:r>
+              <w:rPr>
+                <w:b/>
+                <w:color w:val="1A2540"/>
+                <w:sz w:val="20"/>
+              </w:rPr>
+              <w:t>★</w:t>
+            </w:r>
+          </w:p>
+        </w:tc>
+        <w:tc>
+          <w:tcPr>
+            <w:tcW w:type="dxa" w:w="2040"/>
+            <w:shd w:val="clear" w:color="auto" w:fill="FFFFFF"/>
+            <w:vAlign w:val="top"/>
+          </w:tcPr>
+          <w:p>
+            <w:r>
+              <w:rPr>
+                <w:b/>
+                <w:color w:val="1A2540"/>
+                <w:sz w:val="20"/>
+              </w:rPr>
+              <w:t>Mapa de Calor de Atividade  Ecrã 8</w:t>
+            </w:r>
+          </w:p>
+        </w:tc>
+        <w:tc>
+          <w:tcPr>
+            <w:tcW w:type="dxa" w:w="2040"/>
+            <w:shd w:val="clear" w:color="auto" w:fill="FFFFFF"/>
+            <w:vAlign w:val="top"/>
+          </w:tcPr>
+          <w:p>
+            <w:r>
+              <w:rPr>
+                <w:b w:val="0"/>
+                <w:color w:val="1A2540"/>
+                <w:sz w:val="20"/>
+              </w:rPr>
+              <w:t>Visualiza os últimos 14 dias de atividade física</w:t>
+            </w:r>
+          </w:p>
+        </w:tc>
+        <w:tc>
+          <w:tcPr>
+            <w:tcW w:type="dxa" w:w="2040"/>
+            <w:shd w:val="clear" w:color="auto" w:fill="FFFFFF"/>
+            <w:vAlign w:val="top"/>
+          </w:tcPr>
+          <w:p>
+            <w:r>
+              <w:rPr>
+                <w:b w:val="0"/>
+                <w:color w:val="1A2540"/>
+                <w:sz w:val="20"/>
+              </w:rPr>
+              <w:t>Renderizado com canvas/SVG: cada quadrado representa um dia</w:t>
+              <w:br/>
+              <w:t>Preenchimento proporcional ao nº de treinos ou passos nesse dia</w:t>
+              <w:br/>
+              <w:t>Dados lidos de workout_sessions + wearable_sessions via localStorage / sync</w:t>
+            </w:r>
+          </w:p>
+        </w:tc>
+        <w:tc>
+          <w:tcPr>
+            <w:tcW w:type="dxa" w:w="2040"/>
+            <w:shd w:val="clear" w:color="auto" w:fill="FFFFFF"/>
+            <w:vAlign w:val="top"/>
+          </w:tcPr>
+          <w:p>
+            <w:r>
+              <w:rPr>
+                <w:b w:val="0"/>
+                <w:color w:val="1A2540"/>
+                <w:sz w:val="20"/>
+              </w:rPr>
+              <w:t>Mapa exibido no topo do ecrã de progresso</w:t>
+            </w:r>
+          </w:p>
+        </w:tc>
+      </w:tr>
+      <w:tr>
+        <w:tc>
+          <w:tcPr>
+            <w:tcW w:type="dxa" w:w="2040"/>
+            <w:shd w:val="clear" w:color="auto" w:fill="F8F9FF"/>
+            <w:vAlign w:val="top"/>
+          </w:tcPr>
+          <w:p>
+            <w:r>
+              <w:rPr>
+                <w:b/>
+                <w:color w:val="1A2540"/>
+                <w:sz w:val="20"/>
+              </w:rPr>
+              <w:t>★</w:t>
+            </w:r>
+          </w:p>
+        </w:tc>
+        <w:tc>
+          <w:tcPr>
+            <w:tcW w:type="dxa" w:w="2040"/>
+            <w:shd w:val="clear" w:color="auto" w:fill="F8F9FF"/>
+            <w:vAlign w:val="top"/>
+          </w:tcPr>
+          <w:p>
+            <w:r>
+              <w:rPr>
+                <w:b/>
+                <w:color w:val="1A2540"/>
+                <w:sz w:val="20"/>
+              </w:rPr>
+              <w:t>Rastreador de Hábitos  Ecrã 8</w:t>
+            </w:r>
+          </w:p>
+        </w:tc>
+        <w:tc>
+          <w:tcPr>
+            <w:tcW w:type="dxa" w:w="2040"/>
+            <w:shd w:val="clear" w:color="auto" w:fill="F8F9FF"/>
+            <w:vAlign w:val="top"/>
+          </w:tcPr>
+          <w:p>
+            <w:r>
+              <w:rPr>
+                <w:b w:val="0"/>
+                <w:color w:val="1A2540"/>
+                <w:sz w:val="20"/>
+              </w:rPr>
+              <w:t>Marca/desmarca hábitos diários (ex.: beber água, dormir 8h, alongar)</w:t>
+            </w:r>
+          </w:p>
+        </w:tc>
+        <w:tc>
+          <w:tcPr>
+            <w:tcW w:type="dxa" w:w="2040"/>
+            <w:shd w:val="clear" w:color="auto" w:fill="F8F9FF"/>
+            <w:vAlign w:val="top"/>
+          </w:tcPr>
+          <w:p>
+            <w:r>
+              <w:rPr>
+                <w:b w:val="0"/>
+                <w:color w:val="1A2540"/>
+                <w:sz w:val="20"/>
+              </w:rPr>
+              <w:t>Lista de hábitos predefinidos + personalizáveis</w:t>
+              <w:br/>
+              <w:t>_apiSave → POST /api/tracking/habit; GET /api/tracking/habits devolve histórico</w:t>
+              <w:br/>
+              <w:t>Sequência de hábito calculada e exibida</w:t>
+            </w:r>
+          </w:p>
+        </w:tc>
+        <w:tc>
+          <w:tcPr>
+            <w:tcW w:type="dxa" w:w="2040"/>
+            <w:shd w:val="clear" w:color="auto" w:fill="F8F9FF"/>
+            <w:vAlign w:val="top"/>
+          </w:tcPr>
+          <w:p>
+            <w:r>
+              <w:rPr>
+                <w:b w:val="0"/>
+                <w:color w:val="1A2540"/>
+                <w:sz w:val="20"/>
+              </w:rPr>
+              <w:t>Hábito registado; ícone de verificação atualizado</w:t>
+            </w:r>
+          </w:p>
+        </w:tc>
+      </w:tr>
+      <w:tr>
+        <w:tc>
+          <w:tcPr>
+            <w:tcW w:type="dxa" w:w="2040"/>
+            <w:shd w:val="clear" w:color="auto" w:fill="FFFFFF"/>
+            <w:vAlign w:val="top"/>
+          </w:tcPr>
+          <w:p>
+            <w:r>
+              <w:rPr>
+                <w:b/>
+                <w:color w:val="1A2540"/>
+                <w:sz w:val="20"/>
+              </w:rPr>
+              <w:t>★</w:t>
+            </w:r>
+          </w:p>
+        </w:tc>
+        <w:tc>
+          <w:tcPr>
+            <w:tcW w:type="dxa" w:w="2040"/>
+            <w:shd w:val="clear" w:color="auto" w:fill="FFFFFF"/>
+            <w:vAlign w:val="top"/>
+          </w:tcPr>
+          <w:p>
+            <w:r>
+              <w:rPr>
+                <w:b/>
+                <w:color w:val="1A2540"/>
+                <w:sz w:val="20"/>
+              </w:rPr>
+              <w:t>Partilhar Cartão / Export  Ecrã 3 ou 8</w:t>
+            </w:r>
+          </w:p>
+        </w:tc>
+        <w:tc>
+          <w:tcPr>
+            <w:tcW w:type="dxa" w:w="2040"/>
+            <w:shd w:val="clear" w:color="auto" w:fill="FFFFFF"/>
+            <w:vAlign w:val="top"/>
+          </w:tcPr>
+          <w:p>
+            <w:r>
+              <w:rPr>
+                <w:b w:val="0"/>
+                <w:color w:val="1A2540"/>
+                <w:sz w:val="20"/>
+              </w:rPr>
+              <w:t>Clica [Partilhar Cartão] ou [Exportar]</w:t>
+            </w:r>
+          </w:p>
+        </w:tc>
+        <w:tc>
+          <w:tcPr>
+            <w:tcW w:type="dxa" w:w="2040"/>
+            <w:shd w:val="clear" w:color="auto" w:fill="FFFFFF"/>
+            <w:vAlign w:val="top"/>
+          </w:tcPr>
+          <w:p>
+            <w:r>
+              <w:rPr>
+                <w:b w:val="0"/>
+                <w:color w:val="1A2540"/>
+                <w:sz w:val="20"/>
+              </w:rPr>
+              <w:t>Canvas HTML5 gera imagem (600×400px) com:</w:t>
+              <w:br/>
+              <w:t>• Logo FiX-it + nome utilizador</w:t>
+              <w:br/>
+              <w:t>• Pontuação corporal, BMI, índice de fitness, % músculo, postura</w:t>
+              <w:br/>
+              <w:t>• Objetivo + data do scan</w:t>
+              <w:br/>
+              <w:t>toBlob() → download PNG local ou Web Share API (se suportado)</w:t>
+            </w:r>
+          </w:p>
+        </w:tc>
+        <w:tc>
+          <w:tcPr>
+            <w:tcW w:type="dxa" w:w="2040"/>
+            <w:shd w:val="clear" w:color="auto" w:fill="FFFFFF"/>
+            <w:vAlign w:val="top"/>
+          </w:tcPr>
+          <w:p>
+            <w:r>
+              <w:rPr>
+                <w:b w:val="0"/>
+                <w:color w:val="1A2540"/>
+                <w:sz w:val="20"/>
+              </w:rPr>
+              <w:t>Ficheiro PNG descarregado ou partilhado via Share Sheet iOS/Android</w:t>
+            </w:r>
+          </w:p>
+        </w:tc>
+      </w:tr>
+      <w:tr>
+        <w:tc>
+          <w:tcPr>
             <w:tcW w:type="dxa" w:w="10200"/>
             <w:gridSpan w:val="5"/>
             <w:shd w:val="clear" w:color="auto" w:fill="0C1420"/>
@@ -2509,6 +3348,190 @@
                 <w:sz w:val="20"/>
               </w:rPr>
               <w:t>—</w:t>
+            </w:r>
+          </w:p>
+        </w:tc>
+      </w:tr>
+      <w:tr>
+        <w:tc>
+          <w:tcPr>
+            <w:tcW w:type="dxa" w:w="2040"/>
+            <w:shd w:val="clear" w:color="auto" w:fill="FFFFFF"/>
+            <w:vAlign w:val="top"/>
+          </w:tcPr>
+          <w:p>
+            <w:r>
+              <w:rPr>
+                <w:b/>
+                <w:color w:val="1A2540"/>
+                <w:sz w:val="20"/>
+              </w:rPr>
+              <w:t>★</w:t>
+            </w:r>
+          </w:p>
+        </w:tc>
+        <w:tc>
+          <w:tcPr>
+            <w:tcW w:type="dxa" w:w="2040"/>
+            <w:shd w:val="clear" w:color="auto" w:fill="FFFFFF"/>
+            <w:vAlign w:val="top"/>
+          </w:tcPr>
+          <w:p>
+            <w:r>
+              <w:rPr>
+                <w:b/>
+                <w:color w:val="1A2540"/>
+                <w:sz w:val="20"/>
+              </w:rPr>
+              <w:t>FC por Câmara (PPG)  Ecrã 9</w:t>
+            </w:r>
+          </w:p>
+        </w:tc>
+        <w:tc>
+          <w:tcPr>
+            <w:tcW w:type="dxa" w:w="2040"/>
+            <w:shd w:val="clear" w:color="auto" w:fill="FFFFFF"/>
+            <w:vAlign w:val="top"/>
+          </w:tcPr>
+          <w:p>
+            <w:r>
+              <w:rPr>
+                <w:b w:val="0"/>
+                <w:color w:val="1A2540"/>
+                <w:sz w:val="20"/>
+              </w:rPr>
+              <w:t>Toca [Medir FC] → aponta câmara traseira para o dedo</w:t>
+            </w:r>
+          </w:p>
+        </w:tc>
+        <w:tc>
+          <w:tcPr>
+            <w:tcW w:type="dxa" w:w="2040"/>
+            <w:shd w:val="clear" w:color="auto" w:fill="FFFFFF"/>
+            <w:vAlign w:val="top"/>
+          </w:tcPr>
+          <w:p>
+            <w:r>
+              <w:rPr>
+                <w:b w:val="0"/>
+                <w:color w:val="1A2540"/>
+                <w:sz w:val="20"/>
+              </w:rPr>
+              <w:t>MediaStream API: captura vídeo; analisa canal vermelho (red-channel PPG) frame a frame</w:t>
+              <w:br/>
+              <w:t>Suavização por média móvel → deteção de picos de intensidade</w:t>
+              <w:br/>
+              <w:t>FC = 60 000 / (intervalo médio entre picos × 33ms)</w:t>
+              <w:br/>
+              <w:t>Cálculo 100% frontend (sem servidor); valor exibido em bpm após ~15s de leitura</w:t>
+            </w:r>
+          </w:p>
+        </w:tc>
+        <w:tc>
+          <w:tcPr>
+            <w:tcW w:type="dxa" w:w="2040"/>
+            <w:shd w:val="clear" w:color="auto" w:fill="FFFFFF"/>
+            <w:vAlign w:val="top"/>
+          </w:tcPr>
+          <w:p>
+            <w:r>
+              <w:rPr>
+                <w:b w:val="0"/>
+                <w:color w:val="1A2540"/>
+                <w:sz w:val="20"/>
+              </w:rPr>
+              <w:t>BPM exibido; guardado na sessão wearable se sessão ativa</w:t>
+            </w:r>
+          </w:p>
+        </w:tc>
+      </w:tr>
+      <w:tr>
+        <w:tc>
+          <w:tcPr>
+            <w:tcW w:type="dxa" w:w="2040"/>
+            <w:shd w:val="clear" w:color="auto" w:fill="F8F9FF"/>
+            <w:vAlign w:val="top"/>
+          </w:tcPr>
+          <w:p>
+            <w:r>
+              <w:rPr>
+                <w:b/>
+                <w:color w:val="1A2540"/>
+                <w:sz w:val="20"/>
+              </w:rPr>
+              <w:t>★</w:t>
+            </w:r>
+          </w:p>
+        </w:tc>
+        <w:tc>
+          <w:tcPr>
+            <w:tcW w:type="dxa" w:w="2040"/>
+            <w:shd w:val="clear" w:color="auto" w:fill="F8F9FF"/>
+            <w:vAlign w:val="top"/>
+          </w:tcPr>
+          <w:p>
+            <w:r>
+              <w:rPr>
+                <w:b/>
+                <w:color w:val="1A2540"/>
+                <w:sz w:val="20"/>
+              </w:rPr>
+              <w:t>Rastreio Wearable em Segundo Plano  Ecrã 9</w:t>
+            </w:r>
+          </w:p>
+        </w:tc>
+        <w:tc>
+          <w:tcPr>
+            <w:tcW w:type="dxa" w:w="2040"/>
+            <w:shd w:val="clear" w:color="auto" w:fill="F8F9FF"/>
+            <w:vAlign w:val="top"/>
+          </w:tcPr>
+          <w:p>
+            <w:r>
+              <w:rPr>
+                <w:b w:val="0"/>
+                <w:color w:val="1A2540"/>
+                <w:sz w:val="20"/>
+              </w:rPr>
+              <w:t>(automático quando a app vai para segundo plano durante sessão ativa)</w:t>
+            </w:r>
+          </w:p>
+        </w:tc>
+        <w:tc>
+          <w:tcPr>
+            <w:tcW w:type="dxa" w:w="2040"/>
+            <w:shd w:val="clear" w:color="auto" w:fill="F8F9FF"/>
+            <w:vAlign w:val="top"/>
+          </w:tcPr>
+          <w:p>
+            <w:r>
+              <w:rPr>
+                <w:b w:val="0"/>
+                <w:color w:val="1A2540"/>
+                <w:sz w:val="20"/>
+              </w:rPr>
+              <w:t>Evento visibilitychange: ao ocultar → registar timestamp e usar estimativa 90 passos/min</w:t>
+              <w:br/>
+              <w:t>Ao reativar → calcular tempo decorrido × 90 → adicionar ao total de passos</w:t>
+              <w:br/>
+              <w:t>Screen Wake Lock API: manter ecrã ativo durante sessão (libertar ao pausar/parar)</w:t>
+            </w:r>
+          </w:p>
+        </w:tc>
+        <w:tc>
+          <w:tcPr>
+            <w:tcW w:type="dxa" w:w="2040"/>
+            <w:shd w:val="clear" w:color="auto" w:fill="F8F9FF"/>
+            <w:vAlign w:val="top"/>
+          </w:tcPr>
+          <w:p>
+            <w:r>
+              <w:rPr>
+                <w:b w:val="0"/>
+                <w:color w:val="1A2540"/>
+                <w:sz w:val="20"/>
+              </w:rPr>
+              <w:t>Contagem de passos continua durante chamadas, notificações, etc.</w:t>
             </w:r>
           </w:p>
         </w:tc>
@@ -6366,6 +7389,348 @@
         <w:tc>
           <w:tcPr>
             <w:tcW w:type="dxa" w:w="1700"/>
+            <w:shd w:val="clear" w:color="auto" w:fill="F8F9FF"/>
+            <w:vAlign w:val="top"/>
+          </w:tcPr>
+          <w:p>
+            <w:r>
+              <w:rPr>
+                <w:b/>
+                <w:color w:val="1A2540"/>
+                <w:sz w:val="20"/>
+              </w:rPr>
+              <w:t>28</w:t>
+            </w:r>
+          </w:p>
+        </w:tc>
+        <w:tc>
+          <w:tcPr>
+            <w:tcW w:type="dxa" w:w="1700"/>
+            <w:shd w:val="clear" w:color="auto" w:fill="F8F9FF"/>
+            <w:vAlign w:val="top"/>
+          </w:tcPr>
+          <w:p>
+            <w:r>
+              <w:rPr>
+                <w:b/>
+                <w:color w:val="1A2540"/>
+                <w:sz w:val="20"/>
+              </w:rPr>
+              <w:t>GET /gamification/achievements</w:t>
+              <w:br/>
+              <w:t>GET /gamification/user-achievements</w:t>
+              <w:br/>
+              <w:t>GET /gamification/challenges</w:t>
+              <w:br/>
+              <w:t>GET /gamification/user-challenges</w:t>
+              <w:br/>
+              <w:t>POST /gamification/refresh-challenges</w:t>
+            </w:r>
+          </w:p>
+        </w:tc>
+        <w:tc>
+          <w:tcPr>
+            <w:tcW w:type="dxa" w:w="1700"/>
+            <w:shd w:val="clear" w:color="auto" w:fill="F8F9FF"/>
+            <w:vAlign w:val="top"/>
+          </w:tcPr>
+          <w:p>
+            <w:r>
+              <w:rPr>
+                <w:b w:val="0"/>
+                <w:color w:val="1A2540"/>
+                <w:sz w:val="20"/>
+              </w:rPr>
+              <w:t>Bearer token</w:t>
+            </w:r>
+          </w:p>
+        </w:tc>
+        <w:tc>
+          <w:tcPr>
+            <w:tcW w:type="dxa" w:w="1700"/>
+            <w:shd w:val="clear" w:color="auto" w:fill="F8F9FF"/>
+            <w:vAlign w:val="top"/>
+          </w:tcPr>
+          <w:p>
+            <w:r>
+              <w:rPr>
+                <w:b w:val="0"/>
+                <w:color w:val="1A2540"/>
+                <w:sz w:val="20"/>
+              </w:rPr>
+              <w:t>achievements: listar todas as conquistas do catálogo (público)</w:t>
+              <w:br/>
+              <w:t>user-achievements: conquistas desbloqueadas pelo utilizador com datas</w:t>
+              <w:br/>
+              <w:t>user-challenges: desafios semanais com progresso atual</w:t>
+              <w:br/>
+              <w:t>refresh-challenges: gerar 3–4 novos desafios aleatórios para a semana (executado automaticamente às segundas-feiras)</w:t>
+            </w:r>
+          </w:p>
+        </w:tc>
+        <w:tc>
+          <w:tcPr>
+            <w:tcW w:type="dxa" w:w="1700"/>
+            <w:shd w:val="clear" w:color="auto" w:fill="F8F9FF"/>
+            <w:vAlign w:val="top"/>
+          </w:tcPr>
+          <w:p>
+            <w:r>
+              <w:rPr>
+                <w:b w:val="0"/>
+                <w:color w:val="1A2540"/>
+                <w:sz w:val="20"/>
+              </w:rPr>
+              <w:t>achievements</w:t>
+              <w:br/>
+              <w:t>user_achievements</w:t>
+              <w:br/>
+              <w:t>weekly_challenges</w:t>
+            </w:r>
+          </w:p>
+        </w:tc>
+        <w:tc>
+          <w:tcPr>
+            <w:tcW w:type="dxa" w:w="1700"/>
+            <w:shd w:val="clear" w:color="auto" w:fill="F8F9FF"/>
+            <w:vAlign w:val="top"/>
+          </w:tcPr>
+          <w:p>
+            <w:r>
+              <w:rPr>
+                <w:b w:val="0"/>
+                <w:color w:val="1A2540"/>
+                <w:sz w:val="20"/>
+              </w:rPr>
+              <w:t>200 + listas/progresso</w:t>
+            </w:r>
+          </w:p>
+        </w:tc>
+      </w:tr>
+      <w:tr>
+        <w:tc>
+          <w:tcPr>
+            <w:tcW w:type="dxa" w:w="1700"/>
+            <w:shd w:val="clear" w:color="auto" w:fill="FFFFFF"/>
+            <w:vAlign w:val="top"/>
+          </w:tcPr>
+          <w:p>
+            <w:r>
+              <w:rPr>
+                <w:b/>
+                <w:color w:val="1A2540"/>
+                <w:sz w:val="20"/>
+              </w:rPr>
+              <w:t>29</w:t>
+            </w:r>
+          </w:p>
+        </w:tc>
+        <w:tc>
+          <w:tcPr>
+            <w:tcW w:type="dxa" w:w="1700"/>
+            <w:shd w:val="clear" w:color="auto" w:fill="FFFFFF"/>
+            <w:vAlign w:val="top"/>
+          </w:tcPr>
+          <w:p>
+            <w:r>
+              <w:rPr>
+                <w:b/>
+                <w:color w:val="1A2540"/>
+                <w:sz w:val="20"/>
+              </w:rPr>
+              <w:t>GET /tracking/habit</w:t>
+              <w:br/>
+              <w:t>POST /tracking/habit</w:t>
+            </w:r>
+          </w:p>
+        </w:tc>
+        <w:tc>
+          <w:tcPr>
+            <w:tcW w:type="dxa" w:w="1700"/>
+            <w:shd w:val="clear" w:color="auto" w:fill="FFFFFF"/>
+            <w:vAlign w:val="top"/>
+          </w:tcPr>
+          <w:p>
+            <w:r>
+              <w:rPr>
+                <w:b w:val="0"/>
+                <w:color w:val="1A2540"/>
+                <w:sz w:val="20"/>
+              </w:rPr>
+              <w:t>Bearer token</w:t>
+              <w:br/>
+              <w:t>hábito + log_date</w:t>
+            </w:r>
+          </w:p>
+        </w:tc>
+        <w:tc>
+          <w:tcPr>
+            <w:tcW w:type="dxa" w:w="1700"/>
+            <w:shd w:val="clear" w:color="auto" w:fill="FFFFFF"/>
+            <w:vAlign w:val="top"/>
+          </w:tcPr>
+          <w:p>
+            <w:r>
+              <w:rPr>
+                <w:b w:val="0"/>
+                <w:color w:val="1A2540"/>
+                <w:sz w:val="20"/>
+              </w:rPr>
+              <w:t>POST: INSERT/upsert habit_log (UNIQUE user_id + habit_id + log_date); GET: devolver histórico 30 dias com cálculo de sequência</w:t>
+              <w:br/>
+              <w:t>Hábitos predefinidos: hidratação, sono, alongamento, meditação, sem álcool</w:t>
+            </w:r>
+          </w:p>
+        </w:tc>
+        <w:tc>
+          <w:tcPr>
+            <w:tcW w:type="dxa" w:w="1700"/>
+            <w:shd w:val="clear" w:color="auto" w:fill="FFFFFF"/>
+            <w:vAlign w:val="top"/>
+          </w:tcPr>
+          <w:p>
+            <w:r>
+              <w:rPr>
+                <w:b w:val="0"/>
+                <w:color w:val="1A2540"/>
+                <w:sz w:val="20"/>
+              </w:rPr>
+              <w:t>habit_log</w:t>
+            </w:r>
+          </w:p>
+        </w:tc>
+        <w:tc>
+          <w:tcPr>
+            <w:tcW w:type="dxa" w:w="1700"/>
+            <w:shd w:val="clear" w:color="auto" w:fill="FFFFFF"/>
+            <w:vAlign w:val="top"/>
+          </w:tcPr>
+          <w:p>
+            <w:r>
+              <w:rPr>
+                <w:b w:val="0"/>
+                <w:color w:val="1A2540"/>
+                <w:sz w:val="20"/>
+              </w:rPr>
+              <w:t>200 + confirmação / histórico</w:t>
+            </w:r>
+          </w:p>
+        </w:tc>
+      </w:tr>
+      <w:tr>
+        <w:tc>
+          <w:tcPr>
+            <w:tcW w:type="dxa" w:w="1700"/>
+            <w:shd w:val="clear" w:color="auto" w:fill="F8F9FF"/>
+            <w:vAlign w:val="top"/>
+          </w:tcPr>
+          <w:p>
+            <w:r>
+              <w:rPr>
+                <w:b/>
+                <w:color w:val="1A2540"/>
+                <w:sz w:val="20"/>
+              </w:rPr>
+              <w:t>30</w:t>
+            </w:r>
+          </w:p>
+        </w:tc>
+        <w:tc>
+          <w:tcPr>
+            <w:tcW w:type="dxa" w:w="1700"/>
+            <w:shd w:val="clear" w:color="auto" w:fill="F8F9FF"/>
+            <w:vAlign w:val="top"/>
+          </w:tcPr>
+          <w:p>
+            <w:r>
+              <w:rPr>
+                <w:b/>
+                <w:color w:val="1A2540"/>
+                <w:sz w:val="20"/>
+              </w:rPr>
+              <w:t>GET /users/me/preferences</w:t>
+              <w:br/>
+              <w:t>PUT /users/me/preferences</w:t>
+            </w:r>
+          </w:p>
+        </w:tc>
+        <w:tc>
+          <w:tcPr>
+            <w:tcW w:type="dxa" w:w="1700"/>
+            <w:shd w:val="clear" w:color="auto" w:fill="F8F9FF"/>
+            <w:vAlign w:val="top"/>
+          </w:tcPr>
+          <w:p>
+            <w:r>
+              <w:rPr>
+                <w:b w:val="0"/>
+                <w:color w:val="1A2540"/>
+                <w:sz w:val="20"/>
+              </w:rPr>
+              <w:t>Bearer token</w:t>
+              <w:br/>
+              <w:t>(PUT: step_goal, units, notifications, theme)</w:t>
+            </w:r>
+          </w:p>
+        </w:tc>
+        <w:tc>
+          <w:tcPr>
+            <w:tcW w:type="dxa" w:w="1700"/>
+            <w:shd w:val="clear" w:color="auto" w:fill="F8F9FF"/>
+            <w:vAlign w:val="top"/>
+          </w:tcPr>
+          <w:p>
+            <w:r>
+              <w:rPr>
+                <w:b w:val="0"/>
+                <w:color w:val="1A2540"/>
+                <w:sz w:val="20"/>
+              </w:rPr>
+              <w:t>GET: devolver user_preferences</w:t>
+              <w:br/>
+              <w:t>PUT: validar campos → UPDATE user_preferences; step_goal propagado ao módulo wearable imediatamente</w:t>
+            </w:r>
+          </w:p>
+        </w:tc>
+        <w:tc>
+          <w:tcPr>
+            <w:tcW w:type="dxa" w:w="1700"/>
+            <w:shd w:val="clear" w:color="auto" w:fill="F8F9FF"/>
+            <w:vAlign w:val="top"/>
+          </w:tcPr>
+          <w:p>
+            <w:r>
+              <w:rPr>
+                <w:b w:val="0"/>
+                <w:color w:val="1A2540"/>
+                <w:sz w:val="20"/>
+              </w:rPr>
+              <w:t>user_preferences</w:t>
+            </w:r>
+          </w:p>
+        </w:tc>
+        <w:tc>
+          <w:tcPr>
+            <w:tcW w:type="dxa" w:w="1700"/>
+            <w:shd w:val="clear" w:color="auto" w:fill="F8F9FF"/>
+            <w:vAlign w:val="top"/>
+          </w:tcPr>
+          <w:p>
+            <w:r>
+              <w:rPr>
+                <w:b w:val="0"/>
+                <w:color w:val="1A2540"/>
+                <w:sz w:val="20"/>
+              </w:rPr>
+              <w:t>200 + preferências atualizadas</w:t>
+            </w:r>
+          </w:p>
+        </w:tc>
+      </w:tr>
+      <w:tr>
+        <w:tc>
+          <w:tcPr>
+            <w:tcW w:type="dxa" w:w="1700"/>
             <w:shd w:val="clear" w:color="auto" w:fill="FFFFFF"/>
             <w:vAlign w:val="top"/>
           </w:tcPr>
@@ -6915,6 +8280,160 @@
               <w:t>wearable_sessions</w:t>
               <w:br/>
               <w:t>user_achievements</w:t>
+            </w:r>
+          </w:p>
+        </w:tc>
+      </w:tr>
+      <w:tr>
+        <w:tc>
+          <w:tcPr>
+            <w:tcW w:type="dxa" w:w="2550"/>
+            <w:shd w:val="clear" w:color="auto" w:fill="FFFFFF"/>
+            <w:vAlign w:val="top"/>
+          </w:tcPr>
+          <w:p>
+            <w:r>
+              <w:rPr>
+                <w:b/>
+                <w:color w:val="1A2540"/>
+                <w:sz w:val="20"/>
+              </w:rPr>
+              <w:t>31</w:t>
+            </w:r>
+          </w:p>
+        </w:tc>
+        <w:tc>
+          <w:tcPr>
+            <w:tcW w:type="dxa" w:w="2550"/>
+            <w:shd w:val="clear" w:color="auto" w:fill="FFFFFF"/>
+            <w:vAlign w:val="top"/>
+          </w:tcPr>
+          <w:p>
+            <w:r>
+              <w:rPr>
+                <w:b w:val="0"/>
+                <w:color w:val="1A2540"/>
+                <w:sz w:val="20"/>
+              </w:rPr>
+              <w:t>Sleep Recovery Score</w:t>
+              <w:br/>
+              <w:t>(calculado no frontend)</w:t>
+            </w:r>
+          </w:p>
+        </w:tc>
+        <w:tc>
+          <w:tcPr>
+            <w:tcW w:type="dxa" w:w="2550"/>
+            <w:shd w:val="clear" w:color="auto" w:fill="FFFFFF"/>
+            <w:vAlign w:val="top"/>
+          </w:tcPr>
+          <w:p>
+            <w:r>
+              <w:rPr>
+                <w:b w:val="0"/>
+                <w:color w:val="1A2540"/>
+                <w:sz w:val="20"/>
+              </w:rPr>
+              <w:t>score = (horas/8)×50 + (qualidade_idx/3)×30 + (1-|dias_treino_sem-3|/3)×20</w:t>
+              <w:br/>
+              <w:t>Exibido no rastreador de sono como percentagem de recuperação; utilizado pelo motor de insights para detetar baixa recuperação (score &lt; 50)</w:t>
+            </w:r>
+          </w:p>
+        </w:tc>
+        <w:tc>
+          <w:tcPr>
+            <w:tcW w:type="dxa" w:w="2550"/>
+            <w:shd w:val="clear" w:color="auto" w:fill="FFFFFF"/>
+            <w:vAlign w:val="top"/>
+          </w:tcPr>
+          <w:p>
+            <w:r>
+              <w:rPr>
+                <w:b w:val="0"/>
+                <w:color w:val="1A2540"/>
+                <w:sz w:val="20"/>
+              </w:rPr>
+              <w:t>sleep_logs</w:t>
+              <w:br/>
+              <w:t>(cálculo local)</w:t>
+            </w:r>
+          </w:p>
+        </w:tc>
+      </w:tr>
+      <w:tr>
+        <w:tc>
+          <w:tcPr>
+            <w:tcW w:type="dxa" w:w="2550"/>
+            <w:shd w:val="clear" w:color="auto" w:fill="F8F9FF"/>
+            <w:vAlign w:val="top"/>
+          </w:tcPr>
+          <w:p>
+            <w:r>
+              <w:rPr>
+                <w:b/>
+                <w:color w:val="1A2540"/>
+                <w:sz w:val="20"/>
+              </w:rPr>
+              <w:t>32</w:t>
+            </w:r>
+          </w:p>
+        </w:tc>
+        <w:tc>
+          <w:tcPr>
+            <w:tcW w:type="dxa" w:w="2550"/>
+            <w:shd w:val="clear" w:color="auto" w:fill="F8F9FF"/>
+            <w:vAlign w:val="top"/>
+          </w:tcPr>
+          <w:p>
+            <w:r>
+              <w:rPr>
+                <w:b w:val="0"/>
+                <w:color w:val="1A2540"/>
+                <w:sz w:val="20"/>
+              </w:rPr>
+              <w:t>Rastreio em Segundo Plano</w:t>
+              <w:br/>
+              <w:t>(Activity Hub — frontend)</w:t>
+            </w:r>
+          </w:p>
+        </w:tc>
+        <w:tc>
+          <w:tcPr>
+            <w:tcW w:type="dxa" w:w="2550"/>
+            <w:shd w:val="clear" w:color="auto" w:fill="F8F9FF"/>
+            <w:vAlign w:val="top"/>
+          </w:tcPr>
+          <w:p>
+            <w:r>
+              <w:rPr>
+                <w:b w:val="0"/>
+                <w:color w:val="1A2540"/>
+                <w:sz w:val="20"/>
+              </w:rPr>
+              <w:t>visibilitychange: ocultar → timestamp; reativar → delta_ms × 90/60000 passos estimados</w:t>
+              <w:br/>
+              <w:t>Screen Wake Lock: navigator.wakeLock.request("screen") → impede ecrã de apagar durante sessão ativa</w:t>
+              <w:br/>
+              <w:t>Libertar wake lock em pausa/stop/visibilitychange</w:t>
+            </w:r>
+          </w:p>
+        </w:tc>
+        <w:tc>
+          <w:tcPr>
+            <w:tcW w:type="dxa" w:w="2550"/>
+            <w:shd w:val="clear" w:color="auto" w:fill="F8F9FF"/>
+            <w:vAlign w:val="top"/>
+          </w:tcPr>
+          <w:p>
+            <w:r>
+              <w:rPr>
+                <w:b w:val="0"/>
+                <w:color w:val="1A2540"/>
+                <w:sz w:val="20"/>
+              </w:rPr>
+              <w:t>wearable_sessions</w:t>
+              <w:br/>
+              <w:t>(localStorage)</w:t>
             </w:r>
           </w:p>
         </w:tc>
